--- a/Resume-vivek-prakash.docx
+++ b/Resume-vivek-prakash.docx
@@ -1110,86 +1110,44 @@
         <w:spacing w:before="120" w:after="60"/>
         <w:rPr>
           <w:rFonts w:ascii="Times New Roman" w:hAnsi="Times New Roman" w:cs="Times New Roman"/>
-          <w:sz w:val="20"/>
-          <w:szCs w:val="20"/>
-        </w:rPr>
-      </w:pPr>
-      <w:r>
-        <w:rPr>
-          <w:rFonts w:ascii="Times New Roman" w:hAnsi="Times New Roman" w:cs="Times New Roman"/>
-          <w:b/>
-          <w:sz w:val="20"/>
-          <w:szCs w:val="20"/>
-        </w:rPr>
-        <w:t>Web Development:   </w:t>
-      </w:r>
-      <w:r>
-        <w:rPr>
-          <w:rFonts w:ascii="Times New Roman" w:hAnsi="Times New Roman" w:cs="Times New Roman"/>
-          <w:b/>
-          <w:sz w:val="20"/>
-          <w:szCs w:val="20"/>
-        </w:rPr>
-        <w:tab/>
-        <w:t xml:space="preserve">      </w:t>
-      </w:r>
-      <w:r>
-        <w:rPr>
-          <w:rFonts w:ascii="Times New Roman" w:hAnsi="Times New Roman" w:cs="Times New Roman"/>
-          <w:sz w:val="20"/>
-          <w:szCs w:val="20"/>
-        </w:rPr>
-        <w:t xml:space="preserve">Flask, </w:t>
-      </w:r>
-      <w:proofErr w:type="spellStart"/>
-      <w:r>
-        <w:rPr>
-          <w:rFonts w:ascii="Times New Roman" w:hAnsi="Times New Roman" w:cs="Times New Roman"/>
-          <w:sz w:val="20"/>
-          <w:szCs w:val="20"/>
-        </w:rPr>
-        <w:t>FastA</w:t>
-      </w:r>
-      <w:r>
-        <w:rPr>
-          <w:rFonts w:ascii="Times New Roman" w:hAnsi="Times New Roman" w:cs="Times New Roman"/>
-          <w:sz w:val="20"/>
-          <w:szCs w:val="20"/>
-        </w:rPr>
-        <w:t>PI</w:t>
-      </w:r>
-      <w:proofErr w:type="spellEnd"/>
-      <w:r>
-        <w:rPr>
-          <w:rFonts w:ascii="Times New Roman" w:hAnsi="Times New Roman" w:cs="Times New Roman"/>
-          <w:sz w:val="20"/>
-          <w:szCs w:val="20"/>
-        </w:rPr>
-        <w:t xml:space="preserve">, </w:t>
-      </w:r>
-      <w:r>
-        <w:rPr>
-          <w:rFonts w:ascii="Times New Roman" w:hAnsi="Times New Roman" w:cs="Times New Roman"/>
-          <w:sz w:val="20"/>
-          <w:szCs w:val="20"/>
-        </w:rPr>
-        <w:t xml:space="preserve">React.js, </w:t>
-      </w:r>
-      <w:r>
-        <w:rPr>
-          <w:rFonts w:ascii="Times New Roman" w:hAnsi="Times New Roman" w:cs="Times New Roman"/>
-          <w:sz w:val="20"/>
-          <w:szCs w:val="20"/>
-        </w:rPr>
-        <w:t xml:space="preserve">Next.js, </w:t>
-      </w:r>
-      <w:r>
-        <w:rPr>
-          <w:rFonts w:ascii="Times New Roman" w:hAnsi="Times New Roman" w:cs="Times New Roman"/>
-          <w:sz w:val="20"/>
-          <w:szCs w:val="20"/>
-        </w:rPr>
-        <w:t>Node.js  </w:t>
+          <w:b/>
+          <w:sz w:val="20"/>
+          <w:szCs w:val="20"/>
+        </w:rPr>
+      </w:pPr>
+      <w:r>
+        <w:rPr>
+          <w:rFonts w:ascii="Times New Roman" w:hAnsi="Times New Roman" w:cs="Times New Roman"/>
+          <w:b/>
+          <w:sz w:val="20"/>
+          <w:szCs w:val="20"/>
+        </w:rPr>
+        <w:t>DevOps &amp; Cloud:   </w:t>
+      </w:r>
+      <w:r>
+        <w:rPr>
+          <w:rFonts w:ascii="Times New Roman" w:hAnsi="Times New Roman" w:cs="Times New Roman"/>
+          <w:b/>
+          <w:sz w:val="20"/>
+          <w:szCs w:val="20"/>
+        </w:rPr>
+        <w:t xml:space="preserve">                </w:t>
+      </w:r>
+      <w:r>
+        <w:rPr>
+          <w:rFonts w:ascii="Times New Roman" w:hAnsi="Times New Roman" w:cs="Times New Roman"/>
+          <w:sz w:val="20"/>
+          <w:szCs w:val="20"/>
+        </w:rPr>
+        <w:t xml:space="preserve">AWS, Docker, Git, GitHub Actions, CI/CD </w:t>
+      </w:r>
+      <w:r>
+        <w:rPr>
+          <w:rFonts w:ascii="Times New Roman" w:hAnsi="Times New Roman" w:cs="Times New Roman"/>
+          <w:sz w:val="20"/>
+          <w:szCs w:val="20"/>
+        </w:rPr>
+        <w:t>pipelines</w:t>
       </w:r>
     </w:p>
     <w:p>
@@ -1214,32 +1172,24 @@
           <w:sz w:val="20"/>
           <w:szCs w:val="20"/>
         </w:rPr>
-        <w:t>DevOps &amp; Cloud:   </w:t>
-      </w:r>
-      <w:r>
-        <w:rPr>
-          <w:rFonts w:ascii="Times New Roman" w:hAnsi="Times New Roman" w:cs="Times New Roman"/>
-          <w:b/>
-          <w:sz w:val="20"/>
-          <w:szCs w:val="20"/>
-        </w:rPr>
-        <w:t xml:space="preserve">                </w:t>
-      </w:r>
-      <w:r>
-        <w:rPr>
-          <w:rFonts w:ascii="Times New Roman" w:hAnsi="Times New Roman" w:cs="Times New Roman"/>
-          <w:sz w:val="20"/>
-          <w:szCs w:val="20"/>
-        </w:rPr>
-        <w:t xml:space="preserve">AWS, Docker, Git, GitHub Actions, CI/CD </w:t>
-      </w:r>
-      <w:r>
-        <w:rPr>
-          <w:rFonts w:ascii="Times New Roman" w:hAnsi="Times New Roman" w:cs="Times New Roman"/>
-          <w:sz w:val="20"/>
-          <w:szCs w:val="20"/>
-        </w:rPr>
-        <w:t>pipelines</w:t>
+        <w:t>Databases:   </w:t>
+      </w:r>
+      <w:r>
+        <w:rPr>
+          <w:rFonts w:ascii="Times New Roman" w:hAnsi="Times New Roman" w:cs="Times New Roman"/>
+          <w:b/>
+          <w:sz w:val="20"/>
+          <w:szCs w:val="20"/>
+        </w:rPr>
+        <w:t xml:space="preserve">                            </w:t>
+      </w:r>
+      <w:r>
+        <w:rPr>
+          <w:rFonts w:ascii="Times New Roman" w:hAnsi="Times New Roman" w:cs="Times New Roman"/>
+          <w:sz w:val="20"/>
+          <w:szCs w:val="20"/>
+        </w:rPr>
+        <w:t>PostgreSQL, MySQL, MongoDB  </w:t>
       </w:r>
     </w:p>
     <w:p>
@@ -1252,36 +1202,86 @@
         <w:spacing w:before="120" w:after="60"/>
         <w:rPr>
           <w:rFonts w:ascii="Times New Roman" w:hAnsi="Times New Roman" w:cs="Times New Roman"/>
-          <w:b/>
-          <w:sz w:val="20"/>
-          <w:szCs w:val="20"/>
-        </w:rPr>
-      </w:pPr>
-      <w:r>
-        <w:rPr>
-          <w:rFonts w:ascii="Times New Roman" w:hAnsi="Times New Roman" w:cs="Times New Roman"/>
-          <w:b/>
-          <w:sz w:val="20"/>
-          <w:szCs w:val="20"/>
-        </w:rPr>
-        <w:t>Databases:   </w:t>
-      </w:r>
-      <w:r>
-        <w:rPr>
-          <w:rFonts w:ascii="Times New Roman" w:hAnsi="Times New Roman" w:cs="Times New Roman"/>
-          <w:b/>
-          <w:sz w:val="20"/>
-          <w:szCs w:val="20"/>
-        </w:rPr>
-        <w:t xml:space="preserve">                            </w:t>
-      </w:r>
-      <w:r>
-        <w:rPr>
-          <w:rFonts w:ascii="Times New Roman" w:hAnsi="Times New Roman" w:cs="Times New Roman"/>
-          <w:sz w:val="20"/>
-          <w:szCs w:val="20"/>
-        </w:rPr>
-        <w:t>PostgreSQL, MySQL, MongoDB  </w:t>
+          <w:sz w:val="20"/>
+          <w:szCs w:val="20"/>
+        </w:rPr>
+      </w:pPr>
+      <w:r>
+        <w:rPr>
+          <w:rFonts w:ascii="Times New Roman" w:hAnsi="Times New Roman" w:cs="Times New Roman"/>
+          <w:b/>
+          <w:sz w:val="20"/>
+          <w:szCs w:val="20"/>
+        </w:rPr>
+        <w:t>Web Development:   </w:t>
+      </w:r>
+      <w:r>
+        <w:rPr>
+          <w:rFonts w:ascii="Times New Roman" w:hAnsi="Times New Roman" w:cs="Times New Roman"/>
+          <w:b/>
+          <w:sz w:val="20"/>
+          <w:szCs w:val="20"/>
+        </w:rPr>
+        <w:tab/>
+        <w:t xml:space="preserve">      </w:t>
+      </w:r>
+      <w:r>
+        <w:rPr>
+          <w:rFonts w:ascii="Times New Roman" w:hAnsi="Times New Roman" w:cs="Times New Roman"/>
+          <w:sz w:val="20"/>
+          <w:szCs w:val="20"/>
+        </w:rPr>
+        <w:t xml:space="preserve">Flask, </w:t>
+      </w:r>
+      <w:proofErr w:type="spellStart"/>
+      <w:r>
+        <w:rPr>
+          <w:rFonts w:ascii="Times New Roman" w:hAnsi="Times New Roman" w:cs="Times New Roman"/>
+          <w:sz w:val="20"/>
+          <w:szCs w:val="20"/>
+        </w:rPr>
+        <w:t>FastA</w:t>
+      </w:r>
+      <w:r>
+        <w:rPr>
+          <w:rFonts w:ascii="Times New Roman" w:hAnsi="Times New Roman" w:cs="Times New Roman"/>
+          <w:sz w:val="20"/>
+          <w:szCs w:val="20"/>
+        </w:rPr>
+        <w:t>PI</w:t>
+      </w:r>
+      <w:proofErr w:type="spellEnd"/>
+      <w:r>
+        <w:rPr>
+          <w:rFonts w:ascii="Times New Roman" w:hAnsi="Times New Roman" w:cs="Times New Roman"/>
+          <w:sz w:val="20"/>
+          <w:szCs w:val="20"/>
+        </w:rPr>
+        <w:t xml:space="preserve">, </w:t>
+      </w:r>
+      <w:r>
+        <w:rPr>
+          <w:rFonts w:ascii="Times New Roman" w:hAnsi="Times New Roman" w:cs="Times New Roman"/>
+          <w:sz w:val="20"/>
+          <w:szCs w:val="20"/>
+        </w:rPr>
+        <w:t xml:space="preserve">React.js, </w:t>
+      </w:r>
+      <w:r>
+        <w:rPr>
+          <w:rFonts w:ascii="Times New Roman" w:hAnsi="Times New Roman" w:cs="Times New Roman"/>
+          <w:sz w:val="20"/>
+          <w:szCs w:val="20"/>
+        </w:rPr>
+        <w:t xml:space="preserve">Next.js, </w:t>
+      </w:r>
+      <w:r>
+        <w:rPr>
+          <w:rFonts w:ascii="Times New Roman" w:hAnsi="Times New Roman" w:cs="Times New Roman"/>
+          <w:sz w:val="20"/>
+          <w:szCs w:val="20"/>
+        </w:rPr>
+        <w:t>Node.js  </w:t>
       </w:r>
     </w:p>
     <w:p>
@@ -1583,6 +1583,7 @@
         <w:t xml:space="preserve"> </w:t>
       </w:r>
       <w:hyperlink r:id="rId11" w:history="1">
+        <w:proofErr w:type="spellStart"/>
         <w:r>
           <w:rPr>
             <w:rStyle w:val="Hyperlink"/>
@@ -1592,11 +1593,37 @@
             <w:sz w:val="20"/>
             <w:szCs w:val="20"/>
           </w:rPr>
-          <w:t>E-bindle Services Private Limited</w:t>
+          <w:t>MakeOver</w:t>
         </w:r>
+        <w:proofErr w:type="spellEnd"/>
+        <w:r>
+          <w:rPr>
+            <w:rStyle w:val="Hyperlink"/>
+            <w:rFonts w:ascii="Times New Roman" w:hAnsi="Times New Roman"/>
+            <w:b/>
+            <w:bCs/>
+            <w:sz w:val="20"/>
+            <w:szCs w:val="20"/>
+          </w:rPr>
+          <w:t xml:space="preserve"> India </w:t>
+        </w:r>
+        <w:proofErr w:type="spellStart"/>
+        <w:r>
+          <w:rPr>
+            <w:rStyle w:val="Hyperlink"/>
+            <w:rFonts w:ascii="Times New Roman" w:hAnsi="Times New Roman"/>
+            <w:b/>
+            <w:bCs/>
+            <w:sz w:val="20"/>
+            <w:szCs w:val="20"/>
+          </w:rPr>
+          <w:t>Probuild</w:t>
+        </w:r>
+        <w:proofErr w:type="spellEnd"/>
       </w:hyperlink>
       <w:r>
         <w:rPr>
+          <w:rStyle w:val="Hyperlink"/>
           <w:rFonts w:ascii="Times New Roman" w:hAnsi="Times New Roman"/>
           <w:b/>
           <w:bCs/>
@@ -1699,6 +1726,16 @@
           <w:szCs w:val="20"/>
         </w:rPr>
         <w:t xml:space="preserve">                </w:t>
+      </w:r>
+      <w:r>
+        <w:rPr>
+          <w:rFonts w:ascii="Times New Roman" w:hAnsi="Times New Roman"/>
+          <w:b/>
+          <w:bCs/>
+          <w:sz w:val="20"/>
+          <w:szCs w:val="20"/>
+        </w:rPr>
+        <w:t xml:space="preserve">               </w:t>
       </w:r>
       <w:r>
         <w:rPr>
@@ -1797,7 +1834,7 @@
             <w:sz w:val="18"/>
             <w:szCs w:val="18"/>
           </w:rPr>
-          <w:t xml:space="preserve"> </w:t>
+          <w:t xml:space="preserve"> India </w:t>
         </w:r>
         <w:proofErr w:type="spellStart"/>
         <w:r>
@@ -1812,18 +1849,9 @@
           <w:t>Probuild</w:t>
         </w:r>
         <w:proofErr w:type="spellEnd"/>
-        <w:r>
-          <w:rPr>
-            <w:rStyle w:val="Hyperlink"/>
-            <w:rFonts w:ascii="Times New Roman" w:eastAsia="Times New Roman" w:hAnsi="Times New Roman" w:cs="Times New Roman"/>
-            <w:b/>
-            <w:bCs/>
-            <w:sz w:val="18"/>
-            <w:szCs w:val="18"/>
-          </w:rPr>
-          <w:t xml:space="preserve"> India</w:t>
-        </w:r>
       </w:hyperlink>
+      <w:bookmarkStart w:id="0" w:name="_GoBack"/>
+      <w:bookmarkEnd w:id="0"/>
       <w:r>
         <w:rPr>
           <w:rFonts w:ascii="Times New Roman" w:eastAsia="Times New Roman" w:hAnsi="Times New Roman" w:cs="Times New Roman"/>
@@ -1841,17 +1869,16 @@
           <w:sz w:val="18"/>
           <w:szCs w:val="18"/>
         </w:rPr>
-        <w:t>a compressive beauty and salon service platform</w:t>
-      </w:r>
-      <w:r>
-        <w:rPr>
-          <w:rFonts w:ascii="Times New Roman" w:eastAsia="Times New Roman" w:hAnsi="Times New Roman" w:cs="Times New Roman"/>
-          <w:b/>
+        <w:t xml:space="preserve">a </w:t>
+      </w:r>
+      <w:r>
+        <w:rPr>
+          <w:rFonts w:ascii="Times New Roman" w:eastAsia="Times New Roman" w:hAnsi="Times New Roman" w:cs="Times New Roman"/>
           <w:bCs/>
           <w:sz w:val="18"/>
           <w:szCs w:val="18"/>
         </w:rPr>
-        <w:t xml:space="preserve"> (available on Google Play), </w:t>
+        <w:t xml:space="preserve">comprehensive </w:t>
       </w:r>
       <w:r>
         <w:rPr>
@@ -1860,6 +1887,45 @@
           <w:sz w:val="18"/>
           <w:szCs w:val="18"/>
         </w:rPr>
+        <w:t>beauty and salon service platform</w:t>
+      </w:r>
+      <w:r>
+        <w:rPr>
+          <w:rFonts w:ascii="Times New Roman" w:eastAsia="Times New Roman" w:hAnsi="Times New Roman" w:cs="Times New Roman"/>
+          <w:b/>
+          <w:bCs/>
+          <w:sz w:val="18"/>
+          <w:szCs w:val="18"/>
+        </w:rPr>
+        <w:t xml:space="preserve"> (available on </w:t>
+      </w:r>
+      <w:r>
+        <w:rPr>
+          <w:rFonts w:ascii="Times New Roman" w:eastAsia="Times New Roman" w:hAnsi="Times New Roman" w:cs="Times New Roman"/>
+          <w:b/>
+          <w:bCs/>
+          <w:sz w:val="18"/>
+          <w:szCs w:val="18"/>
+        </w:rPr>
+        <w:t xml:space="preserve">App Store &amp; </w:t>
+      </w:r>
+      <w:r>
+        <w:rPr>
+          <w:rFonts w:ascii="Times New Roman" w:eastAsia="Times New Roman" w:hAnsi="Times New Roman" w:cs="Times New Roman"/>
+          <w:b/>
+          <w:bCs/>
+          <w:sz w:val="18"/>
+          <w:szCs w:val="18"/>
+        </w:rPr>
+        <w:t xml:space="preserve">Google Play), </w:t>
+      </w:r>
+      <w:r>
+        <w:rPr>
+          <w:rFonts w:ascii="Times New Roman" w:eastAsia="Times New Roman" w:hAnsi="Times New Roman" w:cs="Times New Roman"/>
+          <w:bCs/>
+          <w:sz w:val="18"/>
+          <w:szCs w:val="18"/>
+        </w:rPr>
         <w:t xml:space="preserve">to deliver </w:t>
       </w:r>
       <w:r>
@@ -1870,7 +1936,27 @@
           <w:sz w:val="18"/>
           <w:szCs w:val="18"/>
         </w:rPr>
-        <w:t>4 full-stack web applications</w:t>
+        <w:t xml:space="preserve">4 </w:t>
+      </w:r>
+      <w:r>
+        <w:rPr>
+          <w:rFonts w:ascii="Times New Roman" w:eastAsia="Times New Roman" w:hAnsi="Times New Roman" w:cs="Times New Roman"/>
+          <w:b/>
+          <w:bCs/>
+          <w:sz w:val="18"/>
+          <w:szCs w:val="18"/>
+        </w:rPr>
+        <w:t>software</w:t>
+      </w:r>
+      <w:r>
+        <w:rPr>
+          <w:rFonts w:ascii="Times New Roman" w:eastAsia="Times New Roman" w:hAnsi="Times New Roman" w:cs="Times New Roman"/>
+          <w:b/>
+          <w:bCs/>
+          <w:sz w:val="18"/>
+          <w:szCs w:val="18"/>
+        </w:rPr>
+        <w:t xml:space="preserve"> applications</w:t>
       </w:r>
       <w:r>
         <w:rPr>
@@ -2008,19 +2094,7 @@
           <w:sz w:val="18"/>
           <w:szCs w:val="18"/>
         </w:rPr>
-        <w:t>Razo</w:t>
-      </w:r>
-      <w:bookmarkStart w:id="0" w:name="_GoBack"/>
-      <w:bookmarkEnd w:id="0"/>
-      <w:r>
-        <w:rPr>
-          <w:rFonts w:ascii="Times New Roman" w:eastAsia="Times New Roman" w:hAnsi="Times New Roman" w:cs="Times New Roman"/>
-          <w:b/>
-          <w:color w:val="0E0E0E"/>
-          <w:sz w:val="18"/>
-          <w:szCs w:val="18"/>
-        </w:rPr>
-        <w:t>rpay</w:t>
+        <w:t>Razorpay</w:t>
       </w:r>
       <w:proofErr w:type="spellEnd"/>
       <w:r>
@@ -2367,17 +2441,7 @@
             <w:sz w:val="20"/>
             <w:szCs w:val="20"/>
           </w:rPr>
-          <w:t>GSSO</w:t>
-        </w:r>
-        <w:r>
-          <w:rPr>
-            <w:rStyle w:val="Hyperlink"/>
-            <w:rFonts w:ascii="Times New Roman" w:hAnsi="Times New Roman"/>
-            <w:b/>
-            <w:sz w:val="20"/>
-            <w:szCs w:val="20"/>
-          </w:rPr>
-          <w:t>C</w:t>
+          <w:t>GSSOC</w:t>
         </w:r>
       </w:hyperlink>
       <w:r>
@@ -2430,27 +2494,7 @@
             <w:sz w:val="20"/>
             <w:szCs w:val="20"/>
           </w:rPr>
-          <w:t>GS</w:t>
-        </w:r>
-        <w:r>
-          <w:rPr>
-            <w:rStyle w:val="Hyperlink"/>
-            <w:rFonts w:ascii="Times New Roman" w:hAnsi="Times New Roman"/>
-            <w:b/>
-            <w:sz w:val="20"/>
-            <w:szCs w:val="20"/>
-          </w:rPr>
-          <w:t>S</w:t>
-        </w:r>
-        <w:r>
-          <w:rPr>
-            <w:rStyle w:val="Hyperlink"/>
-            <w:rFonts w:ascii="Times New Roman" w:hAnsi="Times New Roman"/>
-            <w:b/>
-            <w:sz w:val="20"/>
-            <w:szCs w:val="20"/>
-          </w:rPr>
-          <w:t>OC</w:t>
+          <w:t>GSSOC</w:t>
         </w:r>
       </w:hyperlink>
       <w:r>
@@ -2643,7 +2687,21 @@
           <w:rFonts w:ascii="Times New Roman" w:hAnsi="Times New Roman"/>
           <w:color w:val="0E0E0E"/>
         </w:rPr>
-        <w:t xml:space="preserve"> in a competitive open-source program.</w:t>
+        <w:t xml:space="preserve"> in a competitive open-source program</w:t>
+      </w:r>
+      <w:r>
+        <w:rPr>
+          <w:rFonts w:ascii="Times New Roman" w:hAnsi="Times New Roman"/>
+          <w:color w:val="0E0E0E"/>
+        </w:rPr>
+        <w:t xml:space="preserve"> (GSSOC’24)</w:t>
+      </w:r>
+      <w:r>
+        <w:rPr>
+          <w:rFonts w:ascii="Times New Roman" w:hAnsi="Times New Roman"/>
+          <w:color w:val="0E0E0E"/>
+        </w:rPr>
+        <w:t>.</w:t>
       </w:r>
     </w:p>
     <w:p>
@@ -2698,16 +2756,40 @@
           <w:bCs/>
           <w:color w:val="0E0E0E"/>
         </w:rPr>
-        <w:t>as program</w:t>
+        <w:t>as pro</w:t>
       </w:r>
       <w:r>
         <w:rPr>
           <w:rFonts w:ascii="Times New Roman" w:hAnsi="Times New Roman"/>
-          <w:b/>
           <w:bCs/>
           <w:color w:val="0E0E0E"/>
         </w:rPr>
+        <w:t>ject</w:t>
+      </w:r>
+      <w:r>
+        <w:rPr>
+          <w:rFonts w:ascii="Times New Roman" w:hAnsi="Times New Roman"/>
+          <w:b/>
+          <w:bCs/>
+          <w:color w:val="0E0E0E"/>
+        </w:rPr>
         <w:t xml:space="preserve"> admin</w:t>
+      </w:r>
+      <w:r>
+        <w:rPr>
+          <w:rFonts w:ascii="Times New Roman" w:hAnsi="Times New Roman"/>
+          <w:b/>
+          <w:bCs/>
+          <w:color w:val="0E0E0E"/>
+        </w:rPr>
+        <w:t xml:space="preserve"> (</w:t>
+      </w:r>
+      <w:r>
+        <w:rPr>
+          <w:rFonts w:ascii="Times New Roman" w:hAnsi="Times New Roman"/>
+          <w:color w:val="0E0E0E"/>
+        </w:rPr>
+        <w:t>GSSOC’25)</w:t>
       </w:r>
       <w:r>
         <w:rPr>
@@ -3106,27 +3188,7 @@
             <w:sz w:val="20"/>
             <w:szCs w:val="20"/>
           </w:rPr>
-          <w:t>ik</w:t>
-        </w:r>
-        <w:r>
-          <w:rPr>
-            <w:rStyle w:val="Hyperlink"/>
-            <w:rFonts w:ascii="Times New Roman" w:eastAsia="Times New Roman" w:hAnsi="Times New Roman" w:cs="Times New Roman"/>
-            <w:bCs/>
-            <w:sz w:val="20"/>
-            <w:szCs w:val="20"/>
-          </w:rPr>
-          <w:t>k</w:t>
-        </w:r>
-        <w:r>
-          <w:rPr>
-            <w:rStyle w:val="Hyperlink"/>
-            <w:rFonts w:ascii="Times New Roman" w:eastAsia="Times New Roman" w:hAnsi="Times New Roman" w:cs="Times New Roman"/>
-            <w:bCs/>
-            <w:sz w:val="20"/>
-            <w:szCs w:val="20"/>
-          </w:rPr>
-          <w:t>iocean</w:t>
+          <w:t>ikkiocean</w:t>
         </w:r>
         <w:proofErr w:type="spellEnd"/>
         <w:r>
@@ -3137,17 +3199,7 @@
             <w:sz w:val="20"/>
             <w:szCs w:val="20"/>
           </w:rPr>
-          <w:t>/NAM</w:t>
-        </w:r>
-        <w:r>
-          <w:rPr>
-            <w:rStyle w:val="Hyperlink"/>
-            <w:rFonts w:ascii="Times New Roman" w:eastAsia="Times New Roman" w:hAnsi="Times New Roman" w:cs="Times New Roman"/>
-            <w:bCs/>
-            <w:sz w:val="20"/>
-            <w:szCs w:val="20"/>
-          </w:rPr>
-          <w:t>I</w:t>
+          <w:t>/NAMI</w:t>
         </w:r>
       </w:hyperlink>
       <w:r>
@@ -3203,7 +3255,18 @@
           <w:sz w:val="20"/>
           <w:szCs w:val="20"/>
         </w:rPr>
-        <w:t xml:space="preserve"> May 2025</w:t>
+        <w:t xml:space="preserve"> May 202</w:t>
+      </w:r>
+      <w:r>
+        <w:rPr>
+          <w:rFonts w:ascii="Times New Roman" w:eastAsia="Times New Roman" w:hAnsi="Times New Roman" w:cs="Times New Roman"/>
+          <w:b/>
+          <w:bCs/>
+          <w:color w:val="0E0E0E"/>
+          <w:sz w:val="20"/>
+          <w:szCs w:val="20"/>
+        </w:rPr>
+        <w:t>6</w:t>
       </w:r>
     </w:p>
     <w:p>
@@ -3524,27 +3587,7 @@
             <w:sz w:val="20"/>
             <w:szCs w:val="20"/>
           </w:rPr>
-          <w:t>githu</w:t>
-        </w:r>
-        <w:r>
-          <w:rPr>
-            <w:rStyle w:val="Hyperlink"/>
-            <w:rFonts w:ascii="Times New Roman" w:eastAsia="Times New Roman" w:hAnsi="Times New Roman" w:cs="Times New Roman"/>
-            <w:bCs/>
-            <w:sz w:val="20"/>
-            <w:szCs w:val="20"/>
-          </w:rPr>
-          <w:t>b</w:t>
-        </w:r>
-        <w:r>
-          <w:rPr>
-            <w:rStyle w:val="Hyperlink"/>
-            <w:rFonts w:ascii="Times New Roman" w:eastAsia="Times New Roman" w:hAnsi="Times New Roman" w:cs="Times New Roman"/>
-            <w:bCs/>
-            <w:sz w:val="20"/>
-            <w:szCs w:val="20"/>
-          </w:rPr>
-          <w:t>.com/</w:t>
+          <w:t>github.com/</w:t>
         </w:r>
         <w:proofErr w:type="spellStart"/>
         <w:r>
@@ -3577,27 +3620,7 @@
             <w:sz w:val="20"/>
             <w:szCs w:val="20"/>
           </w:rPr>
-          <w:t>Jeevi</w:t>
-        </w:r>
-        <w:r>
-          <w:rPr>
-            <w:rStyle w:val="Hyperlink"/>
-            <w:rFonts w:ascii="Times New Roman" w:eastAsia="Times New Roman" w:hAnsi="Times New Roman" w:cs="Times New Roman"/>
-            <w:bCs/>
-            <w:sz w:val="20"/>
-            <w:szCs w:val="20"/>
-          </w:rPr>
-          <w:t>k</w:t>
-        </w:r>
-        <w:r>
-          <w:rPr>
-            <w:rStyle w:val="Hyperlink"/>
-            <w:rFonts w:ascii="Times New Roman" w:eastAsia="Times New Roman" w:hAnsi="Times New Roman" w:cs="Times New Roman"/>
-            <w:bCs/>
-            <w:sz w:val="20"/>
-            <w:szCs w:val="20"/>
-          </w:rPr>
-          <w:t>a</w:t>
+          <w:t>Jeevika</w:t>
         </w:r>
         <w:proofErr w:type="spellEnd"/>
       </w:hyperlink>
@@ -4884,27 +4907,7 @@
             <w:sz w:val="20"/>
             <w:szCs w:val="20"/>
           </w:rPr>
-          <w:t>Unsupervised Learning, Recommender</w:t>
-        </w:r>
-        <w:r>
-          <w:rPr>
-            <w:rStyle w:val="Hyperlink"/>
-            <w:rFonts w:ascii="Times New Roman" w:hAnsi="Times New Roman" w:cs="Times New Roman"/>
-            <w:b/>
-            <w:sz w:val="20"/>
-            <w:szCs w:val="20"/>
-          </w:rPr>
-          <w:t>s</w:t>
-        </w:r>
-        <w:r>
-          <w:rPr>
-            <w:rStyle w:val="Hyperlink"/>
-            <w:rFonts w:ascii="Times New Roman" w:hAnsi="Times New Roman" w:cs="Times New Roman"/>
-            <w:b/>
-            <w:sz w:val="20"/>
-            <w:szCs w:val="20"/>
-          </w:rPr>
-          <w:t>, Reinforcement Learning</w:t>
+          <w:t>Unsupervised Learning, Recommenders, Reinforcement Learning</w:t>
         </w:r>
         <w:r>
           <w:rPr>
@@ -5587,17 +5590,17 @@
   <w:abstractNum w:abstractNumId="3" w15:restartNumberingAfterBreak="0">
     <w:nsid w:val="0E8D6A40"/>
     <w:multiLevelType w:val="hybridMultilevel"/>
-    <w:tmpl w:val="83549640"/>
-    <w:lvl w:ilvl="0" w:tplc="BF662192">
-      <w:start w:val="1"/>
-      <w:numFmt w:val="bullet"/>
-      <w:lvlText w:val="o"/>
+    <w:tmpl w:val="B6765302"/>
+    <w:lvl w:ilvl="0" w:tplc="004477C8">
+      <w:start w:val="1"/>
+      <w:numFmt w:val="bullet"/>
+      <w:lvlText w:val=""/>
       <w:lvlJc w:val="left"/>
       <w:pPr>
         <w:ind w:left="720" w:hanging="360"/>
       </w:pPr>
       <w:rPr>
-        <w:rFonts w:ascii="Courier New" w:hAnsi="Courier New" w:cs="Courier New" w:hint="default"/>
+        <w:rFonts w:ascii="Symbol" w:hAnsi="Symbol" w:hint="default"/>
         <w:sz w:val="16"/>
         <w:szCs w:val="16"/>
       </w:rPr>
@@ -6040,17 +6043,19 @@
   <w:abstractNum w:abstractNumId="7" w15:restartNumberingAfterBreak="0">
     <w:nsid w:val="190B0199"/>
     <w:multiLevelType w:val="hybridMultilevel"/>
-    <w:tmpl w:val="7F149388"/>
-    <w:lvl w:ilvl="0" w:tplc="04090003">
-      <w:start w:val="1"/>
-      <w:numFmt w:val="bullet"/>
-      <w:lvlText w:val="o"/>
+    <w:tmpl w:val="C9066234"/>
+    <w:lvl w:ilvl="0" w:tplc="03B44F06">
+      <w:start w:val="1"/>
+      <w:numFmt w:val="bullet"/>
+      <w:lvlText w:val=""/>
       <w:lvlJc w:val="left"/>
       <w:pPr>
         <w:ind w:left="720" w:hanging="360"/>
       </w:pPr>
       <w:rPr>
-        <w:rFonts w:ascii="Courier New" w:hAnsi="Courier New" w:cs="Courier New" w:hint="default"/>
+        <w:rFonts w:ascii="Symbol" w:hAnsi="Symbol" w:hint="default"/>
+        <w:sz w:val="16"/>
+        <w:szCs w:val="16"/>
       </w:rPr>
     </w:lvl>
     <w:lvl w:ilvl="1" w:tplc="04090003" w:tentative="1">
@@ -7057,17 +7062,17 @@
   <w:abstractNum w:abstractNumId="15" w15:restartNumberingAfterBreak="0">
     <w:nsid w:val="23134F09"/>
     <w:multiLevelType w:val="hybridMultilevel"/>
-    <w:tmpl w:val="E4A41118"/>
-    <w:lvl w:ilvl="0" w:tplc="3BC4415A">
-      <w:start w:val="1"/>
-      <w:numFmt w:val="bullet"/>
-      <w:lvlText w:val="o"/>
+    <w:tmpl w:val="30BE2E62"/>
+    <w:lvl w:ilvl="0" w:tplc="CE287C7A">
+      <w:start w:val="1"/>
+      <w:numFmt w:val="bullet"/>
+      <w:lvlText w:val=""/>
       <w:lvlJc w:val="left"/>
       <w:pPr>
         <w:ind w:left="720" w:hanging="360"/>
       </w:pPr>
       <w:rPr>
-        <w:rFonts w:ascii="Courier New" w:hAnsi="Courier New" w:cs="Courier New" w:hint="default"/>
+        <w:rFonts w:ascii="Symbol" w:hAnsi="Symbol" w:hint="default"/>
         <w:sz w:val="16"/>
         <w:szCs w:val="16"/>
       </w:rPr>
@@ -7434,17 +7439,17 @@
   <w:abstractNum w:abstractNumId="18" w15:restartNumberingAfterBreak="0">
     <w:nsid w:val="3BC410D3"/>
     <w:multiLevelType w:val="multilevel"/>
-    <w:tmpl w:val="9864D22A"/>
+    <w:tmpl w:val="04687918"/>
     <w:lvl w:ilvl="0">
       <w:start w:val="1"/>
       <w:numFmt w:val="bullet"/>
-      <w:lvlText w:val="o"/>
+      <w:lvlText w:val=""/>
       <w:lvlJc w:val="left"/>
       <w:pPr>
         <w:ind w:left="720" w:hanging="360"/>
       </w:pPr>
       <w:rPr>
-        <w:rFonts w:ascii="Courier New" w:hAnsi="Courier New" w:cs="Courier New" w:hint="default"/>
+        <w:rFonts w:ascii="Symbol" w:hAnsi="Symbol" w:hint="default"/>
         <w:b w:val="0"/>
         <w:sz w:val="16"/>
         <w:szCs w:val="16"/>
@@ -8790,17 +8795,19 @@
   <w:abstractNum w:abstractNumId="29" w15:restartNumberingAfterBreak="0">
     <w:nsid w:val="57B63719"/>
     <w:multiLevelType w:val="hybridMultilevel"/>
-    <w:tmpl w:val="23B2B03C"/>
-    <w:lvl w:ilvl="0" w:tplc="04090003">
-      <w:start w:val="1"/>
-      <w:numFmt w:val="bullet"/>
-      <w:lvlText w:val="o"/>
+    <w:tmpl w:val="14C2D0B2"/>
+    <w:lvl w:ilvl="0" w:tplc="F0E0834E">
+      <w:start w:val="1"/>
+      <w:numFmt w:val="bullet"/>
+      <w:lvlText w:val=""/>
       <w:lvlJc w:val="left"/>
       <w:pPr>
         <w:ind w:left="720" w:hanging="360"/>
       </w:pPr>
       <w:rPr>
-        <w:rFonts w:ascii="Courier New" w:hAnsi="Courier New" w:cs="Courier New" w:hint="default"/>
+        <w:rFonts w:ascii="Symbol" w:hAnsi="Symbol" w:hint="default"/>
+        <w:sz w:val="16"/>
+        <w:szCs w:val="16"/>
       </w:rPr>
     </w:lvl>
     <w:lvl w:ilvl="1" w:tplc="04090001">
@@ -10103,19 +10110,19 @@
   <w:abstractNum w:abstractNumId="39" w15:restartNumberingAfterBreak="0">
     <w:nsid w:val="7C231463"/>
     <w:multiLevelType w:val="hybridMultilevel"/>
-    <w:tmpl w:val="4C18B9D4"/>
-    <w:lvl w:ilvl="0" w:tplc="8E2A8158">
-      <w:start w:val="1"/>
-      <w:numFmt w:val="bullet"/>
-      <w:lvlText w:val="o"/>
+    <w:tmpl w:val="3E329878"/>
+    <w:lvl w:ilvl="0" w:tplc="C6F2A858">
+      <w:start w:val="1"/>
+      <w:numFmt w:val="bullet"/>
+      <w:lvlText w:val=""/>
       <w:lvlJc w:val="left"/>
       <w:pPr>
         <w:ind w:left="720" w:hanging="360"/>
       </w:pPr>
       <w:rPr>
-        <w:rFonts w:ascii="Courier New" w:hAnsi="Courier New" w:cs="Courier New" w:hint="default"/>
-        <w:sz w:val="18"/>
-        <w:szCs w:val="18"/>
+        <w:rFonts w:ascii="Symbol" w:hAnsi="Symbol" w:hint="default"/>
+        <w:sz w:val="16"/>
+        <w:szCs w:val="16"/>
       </w:rPr>
     </w:lvl>
     <w:lvl w:ilvl="1" w:tplc="04090003" w:tentative="1">
@@ -10482,8 +10489,8 @@
   <w:abstractNum w:abstractNumId="42" w15:restartNumberingAfterBreak="0">
     <w:nsid w:val="7FDC5DEA"/>
     <w:multiLevelType w:val="hybridMultilevel"/>
-    <w:tmpl w:val="36CCBA16"/>
-    <w:lvl w:ilvl="0" w:tplc="04090001">
+    <w:tmpl w:val="D95E65E8"/>
+    <w:lvl w:ilvl="0" w:tplc="F5B85B3E">
       <w:start w:val="1"/>
       <w:numFmt w:val="bullet"/>
       <w:lvlText w:val=""/>
@@ -10493,6 +10500,8 @@
       </w:pPr>
       <w:rPr>
         <w:rFonts w:ascii="Symbol" w:hAnsi="Symbol" w:hint="default"/>
+        <w:sz w:val="16"/>
+        <w:szCs w:val="16"/>
       </w:rPr>
     </w:lvl>
     <w:lvl w:ilvl="1" w:tplc="04090003" w:tentative="1">
@@ -11140,6 +11149,7 @@
   <w:style w:type="character" w:default="1" w:styleId="DefaultParagraphFont">
     <w:name w:val="Default Paragraph Font"/>
     <w:uiPriority w:val="1"/>
+    <w:semiHidden/>
     <w:unhideWhenUsed/>
   </w:style>
   <w:style w:type="table" w:default="1" w:styleId="TableNormal">
@@ -11417,6 +11427,71 @@
     <w:link w:val="Footer"/>
     <w:uiPriority w:val="99"/>
     <w:rsid w:val="000C3D80"/>
+  </w:style>
+  <w:style w:type="character" w:styleId="CommentReference">
+    <w:name w:val="annotation reference"/>
+    <w:basedOn w:val="DefaultParagraphFont"/>
+    <w:uiPriority w:val="99"/>
+    <w:semiHidden/>
+    <w:unhideWhenUsed/>
+    <w:rsid w:val="00486077"/>
+    <w:rPr>
+      <w:sz w:val="16"/>
+      <w:szCs w:val="16"/>
+    </w:rPr>
+  </w:style>
+  <w:style w:type="paragraph" w:styleId="CommentText">
+    <w:name w:val="annotation text"/>
+    <w:basedOn w:val="Normal"/>
+    <w:link w:val="CommentTextChar"/>
+    <w:uiPriority w:val="99"/>
+    <w:semiHidden/>
+    <w:unhideWhenUsed/>
+    <w:rsid w:val="00486077"/>
+    <w:rPr>
+      <w:sz w:val="20"/>
+      <w:szCs w:val="20"/>
+    </w:rPr>
+  </w:style>
+  <w:style w:type="character" w:customStyle="1" w:styleId="CommentTextChar">
+    <w:name w:val="Comment Text Char"/>
+    <w:basedOn w:val="DefaultParagraphFont"/>
+    <w:link w:val="CommentText"/>
+    <w:uiPriority w:val="99"/>
+    <w:semiHidden/>
+    <w:rsid w:val="00486077"/>
+    <w:rPr>
+      <w:sz w:val="20"/>
+      <w:szCs w:val="20"/>
+    </w:rPr>
+  </w:style>
+  <w:style w:type="paragraph" w:styleId="CommentSubject">
+    <w:name w:val="annotation subject"/>
+    <w:basedOn w:val="CommentText"/>
+    <w:next w:val="CommentText"/>
+    <w:link w:val="CommentSubjectChar"/>
+    <w:uiPriority w:val="99"/>
+    <w:semiHidden/>
+    <w:unhideWhenUsed/>
+    <w:rsid w:val="00486077"/>
+    <w:rPr>
+      <w:b/>
+      <w:bCs/>
+    </w:rPr>
+  </w:style>
+  <w:style w:type="character" w:customStyle="1" w:styleId="CommentSubjectChar">
+    <w:name w:val="Comment Subject Char"/>
+    <w:basedOn w:val="CommentTextChar"/>
+    <w:link w:val="CommentSubject"/>
+    <w:uiPriority w:val="99"/>
+    <w:semiHidden/>
+    <w:rsid w:val="00486077"/>
+    <w:rPr>
+      <w:b/>
+      <w:bCs/>
+      <w:sz w:val="20"/>
+      <w:szCs w:val="20"/>
+    </w:rPr>
   </w:style>
 </w:styles>
 </file>
